--- a/docs/architecture/conceptual-erd-explanation.docx
+++ b/docs/architecture/conceptual-erd-explanation.docx
@@ -4227,11 +4227,240 @@
       <w:pPr>
         <w:jc w:val="center"/>
       </w:pPr>
+      <w:r/>
+    </w:p>
+    <w:p>
       <w:r>
-        <w:rPr>
-          <w:i/>
-          <w:color w:val="646464"/>
-        </w:rPr>
+        <w:br w:type="page"/>
+      </w:r>
+    </w:p>
+    <w:p>
+      <w:pPr>
+        <w:pStyle w:val="Heading1"/>
+      </w:pPr>
+      <w:r>
+        <w:t>15. Addendum - Customer-Assisted Refund Entities</w:t>
+      </w:r>
+    </w:p>
+    <w:tbl>
+      <w:tblPr>
+        <w:tblStyle w:val="TableGrid"/>
+        <w:tblW w:type="auto" w:w="0"/>
+        <w:tblLook w:firstColumn="1" w:firstRow="1" w:lastColumn="0" w:lastRow="0" w:noHBand="0" w:noVBand="1" w:val="04A0"/>
+      </w:tblPr>
+      <w:tblGrid>
+        <w:gridCol w:w="5040"/>
+        <w:gridCol w:w="5040"/>
+      </w:tblGrid>
+      <w:tr>
+        <w:tc>
+          <w:tcPr>
+            <w:tcW w:type="dxa" w:w="5040"/>
+          </w:tcPr>
+          <w:p>
+            <w:r>
+              <w:t>Quan hệ / Entity</w:t>
+            </w:r>
+          </w:p>
+        </w:tc>
+        <w:tc>
+          <w:tcPr>
+            <w:tcW w:type="dxa" w:w="5040"/>
+          </w:tcPr>
+          <w:p>
+            <w:r>
+              <w:t>Ý nghĩa nghiệp vụ</w:t>
+            </w:r>
+          </w:p>
+        </w:tc>
+      </w:tr>
+      <w:tr>
+        <w:tc>
+          <w:tcPr>
+            <w:tcW w:type="dxa" w:w="5040"/>
+          </w:tcPr>
+          <w:p>
+            <w:r>
+              <w:t>Refund 1 ---- 0..1 RefundClaim</w:t>
+            </w:r>
+          </w:p>
+        </w:tc>
+        <w:tc>
+          <w:tcPr>
+            <w:tcW w:type="dxa" w:w="5040"/>
+          </w:tcPr>
+          <w:p>
+            <w:r>
+              <w:t>Mỗi refund do hủy suất có tối đa một claim đang quản lý thông tin nhận tiền.</w:t>
+            </w:r>
+          </w:p>
+        </w:tc>
+      </w:tr>
+      <w:tr>
+        <w:tc>
+          <w:tcPr>
+            <w:tcW w:type="dxa" w:w="5040"/>
+          </w:tcPr>
+          <w:p>
+            <w:r>
+              <w:t>RefundClaim 1 ---- 0..N RefundClaimToken</w:t>
+            </w:r>
+          </w:p>
+        </w:tc>
+        <w:tc>
+          <w:tcPr>
+            <w:tcW w:type="dxa" w:w="5040"/>
+          </w:tcPr>
+          <w:p>
+            <w:r>
+              <w:t>Cho phép cấp lại link 5 phút, thu hồi token cũ và giữ lịch sử an toàn.</w:t>
+            </w:r>
+          </w:p>
+        </w:tc>
+      </w:tr>
+      <w:tr>
+        <w:tc>
+          <w:tcPr>
+            <w:tcW w:type="dxa" w:w="5040"/>
+          </w:tcPr>
+          <w:p>
+            <w:r>
+              <w:t>CustomerProfile 1 ---- 0..N RefundClaim</w:t>
+            </w:r>
+          </w:p>
+        </w:tc>
+        <w:tc>
+          <w:tcPr>
+            <w:tcW w:type="dxa" w:w="5040"/>
+          </w:tcPr>
+          <w:p>
+            <w:r>
+              <w:t>Customer chỉ được thao tác claim của booking thuộc profile của mình.</w:t>
+            </w:r>
+          </w:p>
+        </w:tc>
+      </w:tr>
+      <w:tr>
+        <w:tc>
+          <w:tcPr>
+            <w:tcW w:type="dxa" w:w="5040"/>
+          </w:tcPr>
+          <w:p>
+            <w:r>
+              <w:t>BankDirectory 1 ---- 0..N RefundClaim</w:t>
+            </w:r>
+          </w:p>
+        </w:tc>
+        <w:tc>
+          <w:tcPr>
+            <w:tcW w:type="dxa" w:w="5040"/>
+          </w:tcPr>
+          <w:p>
+            <w:r>
+              <w:t>Chuẩn hóa bankCode/BIN; không lưu tên ngân hàng dạng free text.</w:t>
+            </w:r>
+          </w:p>
+        </w:tc>
+      </w:tr>
+      <w:tr>
+        <w:tc>
+          <w:tcPr>
+            <w:tcW w:type="dxa" w:w="5040"/>
+          </w:tcPr>
+          <w:p>
+            <w:r>
+              <w:t>Refund 1 ---- 0..N CustomerRefundRequest</w:t>
+            </w:r>
+          </w:p>
+        </w:tc>
+        <w:tc>
+          <w:tcPr>
+            <w:tcW w:type="dxa" w:w="5040"/>
+          </w:tcPr>
+          <w:p>
+            <w:r>
+              <w:t>Lưu yêu cầu cấp lại link khi link cũ hết hạn.</w:t>
+            </w:r>
+          </w:p>
+        </w:tc>
+      </w:tr>
+      <w:tr>
+        <w:tc>
+          <w:tcPr>
+            <w:tcW w:type="dxa" w:w="5040"/>
+          </w:tcPr>
+          <w:p>
+            <w:r>
+              <w:t>Refund 1 ---- 0..N RefundPayoutAttempt</w:t>
+            </w:r>
+          </w:p>
+        </w:tc>
+        <w:tc>
+          <w:tcPr>
+            <w:tcW w:type="dxa" w:w="5040"/>
+          </w:tcPr>
+          <w:p>
+            <w:r>
+              <w:t>Lưu từng lần payout, idempotency key và trạng thái provider.</w:t>
+            </w:r>
+          </w:p>
+        </w:tc>
+      </w:tr>
+      <w:tr>
+        <w:tc>
+          <w:tcPr>
+            <w:tcW w:type="dxa" w:w="5040"/>
+          </w:tcPr>
+          <w:p>
+            <w:r>
+              <w:t>RefundClaim 1 ---- 0..N RefundPayoutAttempt</w:t>
+            </w:r>
+          </w:p>
+        </w:tc>
+        <w:tc>
+          <w:tcPr>
+            <w:tcW w:type="dxa" w:w="5040"/>
+          </w:tcPr>
+          <w:p>
+            <w:r>
+              <w:t>Payout chỉ được tạo sau khi claim đã xác minh và submit.</w:t>
+            </w:r>
+          </w:p>
+        </w:tc>
+      </w:tr>
+      <w:tr>
+        <w:tc>
+          <w:tcPr>
+            <w:tcW w:type="dxa" w:w="5040"/>
+          </w:tcPr>
+          <w:p>
+            <w:r>
+              <w:t>EmailOutbox</w:t>
+            </w:r>
+          </w:p>
+        </w:tc>
+        <w:tc>
+          <w:tcPr>
+            <w:tcW w:type="dxa" w:w="5040"/>
+          </w:tcPr>
+          <w:p>
+            <w:r>
+              <w:t>Lưu payload email đã mã hóa để gửi lại sau transaction; không lưu raw token dạng rõ.</w:t>
+            </w:r>
+          </w:p>
+        </w:tc>
+      </w:tr>
+    </w:tbl>
+    <w:p>
+      <w:pPr>
+        <w:pStyle w:val="ListBullet"/>
+      </w:pPr>
+      <w:r>
+        <w:t>Dữ liệu số tài khoản, tên chủ tài khoản nhập vào, tên chủ tài khoản do provider xác minh và email payload phải được mã hóa ở application layer. Token claim chỉ lưu SHA-256 hash.</w:t>
+      </w:r>
+    </w:p>
+    <w:p>
+      <w:r>
         <w:t>End of Document</w:t>
       </w:r>
     </w:p>
